--- a/manuscript/Empirical_section_Food_Policy_draft.docx
+++ b/manuscript/Empirical_section_Food_Policy_draft.docx
@@ -10266,13 +10266,13 @@
       </w:r>
     </w:p>
     <w:bookmarkEnd w:id="38"/>
-    <w:bookmarkStart w:id="39" w:name="implications"/>
+    <w:bookmarkStart w:id="39" w:name="policy-implications"/>
     <w:p>
       <w:pPr>
         <w:pStyle w:val="Heading2"/>
       </w:pPr>
       <w:r>
-        <w:t xml:space="preserve">7.3 Implications</w:t>
+        <w:t xml:space="preserve">7.3 Policy implications</w:t>
       </w:r>
     </w:p>
     <w:p>
@@ -10289,6 +10289,14 @@
       </w:pPr>
       <w:r>
         <w:t xml:space="preserve">Openness protects the staples that are traded. Lowering border frictions for maize, the one local staple that moves across regional borders, should narrow the gap, in line with Villoria (2026). World price spikes do not make local weather shocks worse, so policies aimed at the two risks can be designed separately.</w:t>
+      </w:r>
+    </w:p>
+    <w:p>
+      <w:pPr>
+        <w:pStyle w:val="BodyText"/>
+      </w:pPr>
+      <w:r>
+        <w:t xml:space="preserve">These findings generalize beyond the countries in the sample wherever two conditions hold: a large share of calories comes from staples that rarely cross borders, and local supply depends on rainfed production. That describes most of Sub-Saharan Africa and parts of South Asia and Central America. Where diets rest on imported rice or wheat, as in much of North Africa and the Middle East, local weather matters less for prices and world-market risk matters more.</w:t>
       </w:r>
     </w:p>
     <w:bookmarkEnd w:id="39"/>
